--- a/Altair_Документация_разработчика.docx
+++ b/Altair_Документация_разработчика.docx
@@ -4669,7 +4669,13 @@
         <w:rPr>
           <w:lang w:val="ru-RU"/>
         </w:rPr>
-        <w:t xml:space="preserve"> 9) </w:t>
+        <w:t xml:space="preserve"> 9)</w:t>
+      </w:r>
+      <w:r>
+        <w:rPr>
+          <w:lang w:val="ru-RU"/>
+        </w:rPr>
+        <w:t xml:space="preserve"> </w:t>
       </w:r>
       <w:r>
         <w:rPr>
@@ -4889,107 +4895,238 @@
     <w:p>
       <w:pPr>
         <w:pStyle w:val="21"/>
+      </w:pPr>
+      <w:r>
+        <w:t>16.1</w:t>
+      </w:r>
+      <w:r>
+        <w:t>. Offline</w:t>
+      </w:r>
+    </w:p>
+    <w:p>
+      <w:pPr>
+        <w:spacing w:after="120"/>
+      </w:pPr>
+      <w:r>
+        <w:t>./</w:t>
+      </w:r>
+      <w:r>
+        <w:t>build</w:t>
+      </w:r>
+      <w:r>
+        <w:t>-</w:t>
+      </w:r>
+      <w:r>
+        <w:t>and</w:t>
+      </w:r>
+      <w:r>
+        <w:t>-</w:t>
+      </w:r>
+      <w:r>
+        <w:t>package</w:t>
+      </w:r>
+      <w:r>
+        <w:t>.</w:t>
+      </w:r>
+      <w:r>
+        <w:t>sh</w:t>
+      </w:r>
+      <w:r>
+        <w:t xml:space="preserve"> -&gt; </w:t>
+      </w:r>
+      <w:r>
+        <w:t>offline</w:t>
+      </w:r>
+      <w:r>
+        <w:t>-</w:t>
+      </w:r>
+      <w:r>
+        <w:t>deploy</w:t>
+      </w:r>
+      <w:r>
+        <w:t>/</w:t>
+      </w:r>
+      <w:r>
+        <w:t>images</w:t>
+      </w:r>
+      <w:r>
+        <w:t>.</w:t>
+      </w:r>
+      <w:r>
+        <w:t>tar</w:t>
+      </w:r>
+      <w:r>
+        <w:t xml:space="preserve"> -&gt; </w:t>
+      </w:r>
+      <w:r>
+        <w:t>load</w:t>
+      </w:r>
+      <w:r>
+        <w:t>-</w:t>
+      </w:r>
+      <w:r>
+        <w:t>and</w:t>
+      </w:r>
+      <w:r>
+        <w:t>-</w:t>
+      </w:r>
+      <w:r>
+        <w:t>run</w:t>
+      </w:r>
+      <w:r>
+        <w:t>.</w:t>
+      </w:r>
+      <w:r>
+        <w:t>sh</w:t>
+      </w:r>
+      <w:r>
+        <w:t xml:space="preserve"> </w:t>
+      </w:r>
+      <w:r>
         <w:rPr>
           <w:lang w:val="ru-RU"/>
         </w:rPr>
-      </w:pPr>
+        <w:t>на</w:t>
+      </w:r>
+      <w:r>
+        <w:t xml:space="preserve"> </w:t>
+      </w:r>
       <w:r>
         <w:rPr>
           <w:lang w:val="ru-RU"/>
         </w:rPr>
-        <w:t xml:space="preserve">16.1. </w:t>
-      </w:r>
-      <w:r>
-        <w:t>Docker</w:t>
+        <w:t>сервере</w:t>
+      </w:r>
+      <w:r>
+        <w:br/>
       </w:r>
       <w:r>
         <w:rPr>
           <w:lang w:val="ru-RU"/>
         </w:rPr>
+        <w:t>но</w:t>
+      </w:r>
+      <w:r>
         <w:t xml:space="preserve"> </w:t>
-      </w:r>
-      <w:r>
-        <w:t>Compose</w:t>
       </w:r>
       <w:r>
         <w:rPr>
           <w:lang w:val="ru-RU"/>
         </w:rPr>
-        <w:t xml:space="preserve"> (с интернетом)</w:t>
-      </w:r>
+        <w:t>тут</w:t>
+      </w:r>
+      <w:r>
+        <w:t xml:space="preserve"> </w:t>
+      </w:r>
+      <w:r>
+        <w:rPr>
+          <w:lang w:val="ru-RU"/>
+        </w:rPr>
+        <w:t>есть</w:t>
+      </w:r>
+      <w:r>
+        <w:t xml:space="preserve"> </w:t>
+      </w:r>
+      <w:r>
+        <w:rPr>
+          <w:lang w:val="ru-RU"/>
+        </w:rPr>
+        <w:t>нюанс</w:t>
+      </w:r>
+      <w:r>
+        <w:t xml:space="preserve">, </w:t>
+      </w:r>
+      <w:r>
+        <w:rPr>
+          <w:lang w:val="ru-RU"/>
+        </w:rPr>
+        <w:t>что</w:t>
+      </w:r>
+      <w:r>
+        <w:t xml:space="preserve"> </w:t>
+      </w:r>
+      <w:r>
+        <w:rPr>
+          <w:lang w:val="ru-RU"/>
+        </w:rPr>
+        <w:t>на</w:t>
+      </w:r>
+      <w:r>
+        <w:t xml:space="preserve"> </w:t>
+      </w:r>
+      <w:r>
+        <w:rPr>
+          <w:lang w:val="ru-RU"/>
+        </w:rPr>
+        <w:t>рабочие</w:t>
+      </w:r>
+      <w:r>
+        <w:t xml:space="preserve"> </w:t>
+      </w:r>
+      <w:r>
+        <w:rPr>
+          <w:lang w:val="ru-RU"/>
+        </w:rPr>
+        <w:t>компьютере</w:t>
+      </w:r>
+      <w:r>
+        <w:t xml:space="preserve"> </w:t>
+      </w:r>
+      <w:r>
+        <w:rPr>
+          <w:lang w:val="ru-RU"/>
+        </w:rPr>
+        <w:t>нельзя</w:t>
+      </w:r>
+      <w:r>
+        <w:t xml:space="preserve"> </w:t>
+      </w:r>
+      <w:r>
+        <w:rPr>
+          <w:lang w:val="ru-RU"/>
+        </w:rPr>
+        <w:t>поставить</w:t>
+      </w:r>
+      <w:r>
+        <w:t xml:space="preserve"> </w:t>
+      </w:r>
+      <w:proofErr w:type="spellStart"/>
+      <w:r>
+        <w:t>docker</w:t>
+      </w:r>
+      <w:proofErr w:type="spellEnd"/>
     </w:p>
     <w:p>
       <w:pPr>
-        <w:spacing w:after="120"/>
-      </w:pPr>
-      <w:proofErr w:type="spellStart"/>
-      <w:proofErr w:type="gramStart"/>
-      <w:r>
-        <w:t>cp</w:t>
-      </w:r>
-      <w:proofErr w:type="spellEnd"/>
-      <w:proofErr w:type="gramEnd"/>
-      <w:r>
-        <w:t xml:space="preserve"> .</w:t>
-      </w:r>
-      <w:proofErr w:type="spellStart"/>
-      <w:r>
-        <w:t>env.example</w:t>
-      </w:r>
-      <w:proofErr w:type="spellEnd"/>
-      <w:r>
-        <w:t xml:space="preserve"> .</w:t>
-      </w:r>
-      <w:proofErr w:type="spellStart"/>
-      <w:r>
-        <w:t>env</w:t>
-      </w:r>
-      <w:proofErr w:type="spellEnd"/>
-      <w:r>
-        <w:t xml:space="preserve">, </w:t>
-      </w:r>
-      <w:proofErr w:type="spellStart"/>
-      <w:r>
-        <w:t>заполнить</w:t>
-      </w:r>
-      <w:proofErr w:type="spellEnd"/>
-      <w:r>
-        <w:t>, docker compose up -d</w:t>
+        <w:pStyle w:val="21"/>
+      </w:pPr>
+      <w:r>
+        <w:t>16.</w:t>
+      </w:r>
+      <w:r>
+        <w:rPr>
+          <w:lang w:val="ru-RU"/>
+        </w:rPr>
+        <w:t>2</w:t>
+      </w:r>
+      <w:r>
+        <w:t>. Dockerfile Altair</w:t>
       </w:r>
     </w:p>
     <w:p>
       <w:pPr>
-        <w:pStyle w:val="21"/>
-      </w:pPr>
-      <w:r>
-        <w:t>16.2. Offline</w:t>
-      </w:r>
-    </w:p>
-    <w:p>
-      <w:pPr>
-        <w:spacing w:after="120"/>
-      </w:pPr>
-      <w:r>
-        <w:t>./build-and-package.sh -&gt; offline-deploy/images.tar -&gt; load-and-run.sh на сервере</w:t>
-      </w:r>
-    </w:p>
-    <w:p>
-      <w:pPr>
-        <w:pStyle w:val="21"/>
-      </w:pPr>
-      <w:r>
-        <w:t>16.3. Dockerfile Altair</w:t>
-      </w:r>
-    </w:p>
-    <w:p>
-      <w:pPr>
         <w:pStyle w:val="a0"/>
       </w:pPr>
       <w:r>
         <w:t>Multi-stage: sdk:9.0 build, a</w:t>
       </w:r>
       <w:r>
-        <w:t>spnet:9.0 runtime.</w:t>
+        <w:t>spnet:9.0 runtim</w:t>
+      </w:r>
+      <w:bookmarkStart w:id="0" w:name="_GoBack"/>
+      <w:bookmarkEnd w:id="0"/>
+      <w:r>
+        <w:t>e.</w:t>
       </w:r>
     </w:p>
     <w:p>
@@ -5076,7 +5213,6 @@
         <w:pStyle w:val="a0"/>
       </w:pPr>
       <w:r>
-        <w:lastRenderedPageBreak/>
         <w:t>Grafana dashboards в observability/grafana/dashboards/.</w:t>
       </w:r>
     </w:p>
@@ -5085,6 +5221,7 @@
         <w:pStyle w:val="a0"/>
       </w:pPr>
       <w:r>
+        <w:lastRenderedPageBreak/>
         <w:t>Логи файлов: Logs/altair-.json (ротация 7 дней).</w:t>
       </w:r>
     </w:p>
@@ -5161,8 +5298,6 @@
       <w:r>
         <w:t>18.2. Конфигурационные файлы</w:t>
       </w:r>
-      <w:bookmarkStart w:id="0" w:name="_GoBack"/>
-      <w:bookmarkEnd w:id="0"/>
     </w:p>
     <w:p>
       <w:pPr>
@@ -17394,7 +17529,7 @@
 </file>
 
 <file path=customXml/itemProps1.xml><?xml version="1.0" encoding="utf-8"?>
-<ds:datastoreItem xmlns:ds="http://schemas.openxmlformats.org/officeDocument/2006/customXml" ds:itemID="{45EF8BD0-474E-4B3D-84B4-0C9A66B3D166}">
+<ds:datastoreItem xmlns:ds="http://schemas.openxmlformats.org/officeDocument/2006/customXml" ds:itemID="{6C1C4121-3DA0-4A9E-8CD0-6B2F30D01F20}">
   <ds:schemaRefs>
     <ds:schemaRef ds:uri="http://schemas.openxmlformats.org/officeDocument/2006/bibliography"/>
   </ds:schemaRefs>
